--- a/Exercise Solutions/Chapter 2/Solution_Ch2.docx
+++ b/Exercise Solutions/Chapter 2/Solution_Ch2.docx
@@ -158,30 +158,6 @@
           <w14:ligatures w14:val="none"/>
         </w:rPr>
         <w:t>.</w:t>
-      </w:r>
-    </w:p>
-    <w:p>
-      <w:pPr>
-        <w:spacing w:after="0" w:line="300" w:lineRule="atLeast"/>
-        <w:rPr>
-          <w:rFonts w:ascii="Segoe UI" w:eastAsia="Times New Roman" w:hAnsi="Segoe UI" w:cs="Segoe UI"/>
-          <w:kern w:val="0"/>
-          <w:sz w:val="21"/>
-          <w:szCs w:val="21"/>
-          <w14:ligatures w14:val="none"/>
-        </w:rPr>
-      </w:pPr>
-      <w:r>
-        <w:rPr>
-          <w:rFonts w:ascii="Segoe UI" w:eastAsia="Times New Roman" w:hAnsi="Segoe UI" w:cs="Segoe UI"/>
-          <w:noProof/>
-          <w:kern w:val="0"/>
-          <w:sz w:val="21"/>
-          <w:szCs w:val="21"/>
-        </w:rPr>
-        <w:pict w14:anchorId="30503A5C">
-          <v:rect id="_x0000_i1041" alt="" style="width:451.3pt;height:.05pt;mso-width-percent:0;mso-height-percent:0;mso-width-percent:0;mso-height-percent:0" o:hralign="center" o:hrstd="t" o:hr="t" fillcolor="#a0a0a0" stroked="f"/>
-        </w:pict>
       </w:r>
     </w:p>
     <w:p>
@@ -448,30 +424,6 @@
     </w:p>
     <w:p>
       <w:pPr>
-        <w:spacing w:after="0" w:line="300" w:lineRule="atLeast"/>
-        <w:rPr>
-          <w:rFonts w:ascii="Segoe UI" w:eastAsia="Times New Roman" w:hAnsi="Segoe UI" w:cs="Segoe UI"/>
-          <w:kern w:val="0"/>
-          <w:sz w:val="21"/>
-          <w:szCs w:val="21"/>
-          <w14:ligatures w14:val="none"/>
-        </w:rPr>
-      </w:pPr>
-      <w:r>
-        <w:rPr>
-          <w:rFonts w:ascii="Segoe UI" w:eastAsia="Times New Roman" w:hAnsi="Segoe UI" w:cs="Segoe UI"/>
-          <w:noProof/>
-          <w:kern w:val="0"/>
-          <w:sz w:val="21"/>
-          <w:szCs w:val="21"/>
-        </w:rPr>
-        <w:pict w14:anchorId="46228C25">
-          <v:rect id="_x0000_i1040" alt="" style="width:451.3pt;height:.05pt;mso-width-percent:0;mso-height-percent:0;mso-width-percent:0;mso-height-percent:0" o:hralign="center" o:hrstd="t" o:hr="t" fillcolor="#a0a0a0" stroked="f"/>
-        </w:pict>
-      </w:r>
-    </w:p>
-    <w:p>
-      <w:pPr>
         <w:spacing w:before="100" w:beforeAutospacing="1" w:after="100" w:afterAutospacing="1" w:line="300" w:lineRule="atLeast"/>
         <w:outlineLvl w:val="2"/>
         <w:rPr>
@@ -664,30 +616,6 @@
           <w14:ligatures w14:val="none"/>
         </w:rPr>
         <w:t>.</w:t>
-      </w:r>
-    </w:p>
-    <w:p>
-      <w:pPr>
-        <w:spacing w:after="0" w:line="300" w:lineRule="atLeast"/>
-        <w:rPr>
-          <w:rFonts w:ascii="Segoe UI" w:eastAsia="Times New Roman" w:hAnsi="Segoe UI" w:cs="Segoe UI"/>
-          <w:kern w:val="0"/>
-          <w:sz w:val="21"/>
-          <w:szCs w:val="21"/>
-          <w14:ligatures w14:val="none"/>
-        </w:rPr>
-      </w:pPr>
-      <w:r>
-        <w:rPr>
-          <w:rFonts w:ascii="Segoe UI" w:eastAsia="Times New Roman" w:hAnsi="Segoe UI" w:cs="Segoe UI"/>
-          <w:noProof/>
-          <w:kern w:val="0"/>
-          <w:sz w:val="21"/>
-          <w:szCs w:val="21"/>
-        </w:rPr>
-        <w:pict w14:anchorId="71547827">
-          <v:rect id="_x0000_i1039" alt="" style="width:451.3pt;height:.05pt;mso-width-percent:0;mso-height-percent:0;mso-width-percent:0;mso-height-percent:0" o:hralign="center" o:hrstd="t" o:hr="t" fillcolor="#a0a0a0" stroked="f"/>
-        </w:pict>
       </w:r>
     </w:p>
     <w:p>
@@ -922,30 +850,6 @@
     </w:p>
     <w:p>
       <w:pPr>
-        <w:spacing w:after="0" w:line="300" w:lineRule="atLeast"/>
-        <w:rPr>
-          <w:rFonts w:ascii="Segoe UI" w:eastAsia="Times New Roman" w:hAnsi="Segoe UI" w:cs="Segoe UI"/>
-          <w:kern w:val="0"/>
-          <w:sz w:val="21"/>
-          <w:szCs w:val="21"/>
-          <w14:ligatures w14:val="none"/>
-        </w:rPr>
-      </w:pPr>
-      <w:r>
-        <w:rPr>
-          <w:rFonts w:ascii="Segoe UI" w:eastAsia="Times New Roman" w:hAnsi="Segoe UI" w:cs="Segoe UI"/>
-          <w:noProof/>
-          <w:kern w:val="0"/>
-          <w:sz w:val="21"/>
-          <w:szCs w:val="21"/>
-        </w:rPr>
-        <w:pict w14:anchorId="10998848">
-          <v:rect id="_x0000_i1038" alt="" style="width:451.3pt;height:.05pt;mso-width-percent:0;mso-height-percent:0;mso-width-percent:0;mso-height-percent:0" o:hralign="center" o:hrstd="t" o:hr="t" fillcolor="#a0a0a0" stroked="f"/>
-        </w:pict>
-      </w:r>
-    </w:p>
-    <w:p>
-      <w:pPr>
         <w:spacing w:before="100" w:beforeAutospacing="1" w:after="100" w:afterAutospacing="1" w:line="300" w:lineRule="atLeast"/>
         <w:outlineLvl w:val="2"/>
         <w:rPr>
@@ -1160,30 +1064,6 @@
     </w:p>
     <w:p>
       <w:pPr>
-        <w:spacing w:after="0" w:line="300" w:lineRule="atLeast"/>
-        <w:rPr>
-          <w:rFonts w:ascii="Segoe UI" w:eastAsia="Times New Roman" w:hAnsi="Segoe UI" w:cs="Segoe UI"/>
-          <w:kern w:val="0"/>
-          <w:sz w:val="21"/>
-          <w:szCs w:val="21"/>
-          <w14:ligatures w14:val="none"/>
-        </w:rPr>
-      </w:pPr>
-      <w:r>
-        <w:rPr>
-          <w:rFonts w:ascii="Segoe UI" w:eastAsia="Times New Roman" w:hAnsi="Segoe UI" w:cs="Segoe UI"/>
-          <w:noProof/>
-          <w:kern w:val="0"/>
-          <w:sz w:val="21"/>
-          <w:szCs w:val="21"/>
-        </w:rPr>
-        <w:pict w14:anchorId="6CD2EE05">
-          <v:rect id="_x0000_i1037" style="width:0;height:1.5pt" o:hralign="center" o:hrstd="t" o:hr="t" fillcolor="#a0a0a0" stroked="f"/>
-        </w:pict>
-      </w:r>
-    </w:p>
-    <w:p>
-      <w:pPr>
         <w:spacing w:before="100" w:beforeAutospacing="1" w:after="100" w:afterAutospacing="1" w:line="300" w:lineRule="atLeast"/>
         <w:outlineLvl w:val="2"/>
         <w:rPr>
@@ -1323,7 +1203,6 @@
           <w:szCs w:val="21"/>
           <w14:ligatures w14:val="none"/>
         </w:rPr>
-        <w:lastRenderedPageBreak/>
         <w:t xml:space="preserve">Variance </w:t>
       </w:r>
       <m:oMath>
@@ -1444,30 +1323,6 @@
     </w:p>
     <w:p>
       <w:pPr>
-        <w:spacing w:after="0" w:line="300" w:lineRule="atLeast"/>
-        <w:rPr>
-          <w:rFonts w:ascii="Segoe UI" w:eastAsia="Times New Roman" w:hAnsi="Segoe UI" w:cs="Segoe UI"/>
-          <w:kern w:val="0"/>
-          <w:sz w:val="21"/>
-          <w:szCs w:val="21"/>
-          <w14:ligatures w14:val="none"/>
-        </w:rPr>
-      </w:pPr>
-      <w:r>
-        <w:rPr>
-          <w:rFonts w:ascii="Segoe UI" w:eastAsia="Times New Roman" w:hAnsi="Segoe UI" w:cs="Segoe UI"/>
-          <w:noProof/>
-          <w:kern w:val="0"/>
-          <w:sz w:val="21"/>
-          <w:szCs w:val="21"/>
-        </w:rPr>
-        <w:pict w14:anchorId="41F6EDD9">
-          <v:rect id="_x0000_i1036" alt="" style="width:451.3pt;height:.05pt;mso-width-percent:0;mso-height-percent:0;mso-width-percent:0;mso-height-percent:0" o:hralign="center" o:hrstd="t" o:hr="t" fillcolor="#a0a0a0" stroked="f"/>
-        </w:pict>
-      </w:r>
-    </w:p>
-    <w:p>
-      <w:pPr>
         <w:spacing w:before="100" w:beforeAutospacing="1" w:after="100" w:afterAutospacing="1" w:line="300" w:lineRule="atLeast"/>
         <w:outlineLvl w:val="2"/>
         <w:rPr>
@@ -1516,6 +1371,7 @@
           <w:szCs w:val="21"/>
           <w14:ligatures w14:val="none"/>
         </w:rPr>
+        <w:lastRenderedPageBreak/>
         <w:t xml:space="preserve">Standardize: </w:t>
       </w:r>
       <m:oMath>
@@ -1639,30 +1495,6 @@
           <w14:ligatures w14:val="none"/>
         </w:rPr>
         <w:t>About 68% lie within 1 std.</w:t>
-      </w:r>
-    </w:p>
-    <w:p>
-      <w:pPr>
-        <w:spacing w:after="0" w:line="300" w:lineRule="atLeast"/>
-        <w:rPr>
-          <w:rFonts w:ascii="Segoe UI" w:eastAsia="Times New Roman" w:hAnsi="Segoe UI" w:cs="Segoe UI"/>
-          <w:kern w:val="0"/>
-          <w:sz w:val="21"/>
-          <w:szCs w:val="21"/>
-          <w14:ligatures w14:val="none"/>
-        </w:rPr>
-      </w:pPr>
-      <w:r>
-        <w:rPr>
-          <w:rFonts w:ascii="Segoe UI" w:eastAsia="Times New Roman" w:hAnsi="Segoe UI" w:cs="Segoe UI"/>
-          <w:noProof/>
-          <w:kern w:val="0"/>
-          <w:sz w:val="21"/>
-          <w:szCs w:val="21"/>
-        </w:rPr>
-        <w:pict w14:anchorId="11403749">
-          <v:rect id="_x0000_i1035" style="width:0;height:1.5pt" o:hralign="center" o:hrstd="t" o:hr="t" fillcolor="#a0a0a0" stroked="f"/>
-        </w:pict>
       </w:r>
     </w:p>
     <w:p>
@@ -1905,30 +1737,6 @@
     </w:p>
     <w:p>
       <w:pPr>
-        <w:spacing w:after="0" w:line="300" w:lineRule="atLeast"/>
-        <w:rPr>
-          <w:rFonts w:ascii="Segoe UI" w:eastAsia="Times New Roman" w:hAnsi="Segoe UI" w:cs="Segoe UI"/>
-          <w:kern w:val="0"/>
-          <w:sz w:val="21"/>
-          <w:szCs w:val="21"/>
-          <w14:ligatures w14:val="none"/>
-        </w:rPr>
-      </w:pPr>
-      <w:r>
-        <w:rPr>
-          <w:rFonts w:ascii="Segoe UI" w:eastAsia="Times New Roman" w:hAnsi="Segoe UI" w:cs="Segoe UI"/>
-          <w:noProof/>
-          <w:kern w:val="0"/>
-          <w:sz w:val="21"/>
-          <w:szCs w:val="21"/>
-        </w:rPr>
-        <w:pict w14:anchorId="7633F3A8">
-          <v:rect id="_x0000_i1034" alt="" style="width:451.3pt;height:.05pt;mso-width-percent:0;mso-height-percent:0;mso-width-percent:0;mso-height-percent:0" o:hralign="center" o:hrstd="t" o:hr="t" fillcolor="#a0a0a0" stroked="f"/>
-        </w:pict>
-      </w:r>
-    </w:p>
-    <w:p>
-      <w:pPr>
         <w:spacing w:before="100" w:beforeAutospacing="1" w:after="100" w:afterAutospacing="1" w:line="300" w:lineRule="atLeast"/>
         <w:outlineLvl w:val="2"/>
         <w:rPr>
@@ -2123,30 +1931,6 @@
     </w:p>
     <w:p>
       <w:pPr>
-        <w:spacing w:after="0" w:line="300" w:lineRule="atLeast"/>
-        <w:rPr>
-          <w:rFonts w:ascii="Segoe UI" w:eastAsia="Times New Roman" w:hAnsi="Segoe UI" w:cs="Segoe UI"/>
-          <w:kern w:val="0"/>
-          <w:sz w:val="21"/>
-          <w:szCs w:val="21"/>
-          <w14:ligatures w14:val="none"/>
-        </w:rPr>
-      </w:pPr>
-      <w:r>
-        <w:rPr>
-          <w:rFonts w:ascii="Segoe UI" w:eastAsia="Times New Roman" w:hAnsi="Segoe UI" w:cs="Segoe UI"/>
-          <w:noProof/>
-          <w:kern w:val="0"/>
-          <w:sz w:val="21"/>
-          <w:szCs w:val="21"/>
-        </w:rPr>
-        <w:pict w14:anchorId="42CF011A">
-          <v:rect id="_x0000_i1033" alt="" style="width:451.3pt;height:.05pt;mso-width-percent:0;mso-height-percent:0;mso-width-percent:0;mso-height-percent:0" o:hralign="center" o:hrstd="t" o:hr="t" fillcolor="#a0a0a0" stroked="f"/>
-        </w:pict>
-      </w:r>
-    </w:p>
-    <w:p>
-      <w:pPr>
         <w:spacing w:before="100" w:beforeAutospacing="1" w:after="100" w:afterAutospacing="1" w:line="300" w:lineRule="atLeast"/>
         <w:outlineLvl w:val="2"/>
         <w:rPr>
@@ -2309,30 +2093,6 @@
           <w14:ligatures w14:val="none"/>
         </w:rPr>
         <w:t>Common due to heterogeneous traffic.</w:t>
-      </w:r>
-    </w:p>
-    <w:p>
-      <w:pPr>
-        <w:spacing w:after="0" w:line="300" w:lineRule="atLeast"/>
-        <w:rPr>
-          <w:rFonts w:ascii="Segoe UI" w:eastAsia="Times New Roman" w:hAnsi="Segoe UI" w:cs="Segoe UI"/>
-          <w:kern w:val="0"/>
-          <w:sz w:val="21"/>
-          <w:szCs w:val="21"/>
-          <w14:ligatures w14:val="none"/>
-        </w:rPr>
-      </w:pPr>
-      <w:r>
-        <w:rPr>
-          <w:rFonts w:ascii="Segoe UI" w:eastAsia="Times New Roman" w:hAnsi="Segoe UI" w:cs="Segoe UI"/>
-          <w:noProof/>
-          <w:kern w:val="0"/>
-          <w:sz w:val="21"/>
-          <w:szCs w:val="21"/>
-        </w:rPr>
-        <w:pict w14:anchorId="254C58EF">
-          <v:rect id="_x0000_i1032" alt="" style="width:451.3pt;height:.05pt;mso-width-percent:0;mso-height-percent:0;mso-width-percent:0;mso-height-percent:0" o:hralign="center" o:hrstd="t" o:hr="t" fillcolor="#a0a0a0" stroked="f"/>
-        </w:pict>
       </w:r>
     </w:p>
     <w:p>
@@ -2625,30 +2385,6 @@
     </w:p>
     <w:p>
       <w:pPr>
-        <w:spacing w:after="0" w:line="300" w:lineRule="atLeast"/>
-        <w:rPr>
-          <w:rFonts w:ascii="Segoe UI" w:eastAsia="Times New Roman" w:hAnsi="Segoe UI" w:cs="Segoe UI"/>
-          <w:kern w:val="0"/>
-          <w:sz w:val="21"/>
-          <w:szCs w:val="21"/>
-          <w14:ligatures w14:val="none"/>
-        </w:rPr>
-      </w:pPr>
-      <w:r>
-        <w:rPr>
-          <w:rFonts w:ascii="Segoe UI" w:eastAsia="Times New Roman" w:hAnsi="Segoe UI" w:cs="Segoe UI"/>
-          <w:noProof/>
-          <w:kern w:val="0"/>
-          <w:sz w:val="21"/>
-          <w:szCs w:val="21"/>
-        </w:rPr>
-        <w:pict w14:anchorId="1CD060D8">
-          <v:rect id="_x0000_i1031" alt="" style="width:451.3pt;height:.05pt;mso-width-percent:0;mso-height-percent:0;mso-width-percent:0;mso-height-percent:0" o:hralign="center" o:hrstd="t" o:hr="t" fillcolor="#a0a0a0" stroked="f"/>
-        </w:pict>
-      </w:r>
-    </w:p>
-    <w:p>
-      <w:pPr>
         <w:spacing w:before="100" w:beforeAutospacing="1" w:after="100" w:afterAutospacing="1" w:line="300" w:lineRule="atLeast"/>
         <w:outlineLvl w:val="2"/>
         <w:rPr>
@@ -2697,7 +2433,6 @@
           <w:szCs w:val="21"/>
           <w14:ligatures w14:val="none"/>
         </w:rPr>
-        <w:lastRenderedPageBreak/>
         <w:t xml:space="preserve">Expected RSSI </w:t>
       </w:r>
     </w:p>
@@ -2726,7 +2461,6 @@
           <m:r>
             <w:rPr>
               <w:rFonts w:ascii="Cambria Math" w:eastAsia="Times New Roman" w:hAnsi="Cambria Math" w:cs="Times New Roman"/>
-              <w:i/>
               <w:kern w:val="0"/>
               <w14:ligatures w14:val="none"/>
             </w:rPr>
@@ -2789,30 +2523,6 @@
     </w:p>
     <w:p>
       <w:pPr>
-        <w:spacing w:after="0" w:line="300" w:lineRule="atLeast"/>
-        <w:rPr>
-          <w:rFonts w:ascii="Segoe UI" w:eastAsia="Times New Roman" w:hAnsi="Segoe UI" w:cs="Segoe UI"/>
-          <w:kern w:val="0"/>
-          <w:sz w:val="21"/>
-          <w:szCs w:val="21"/>
-          <w14:ligatures w14:val="none"/>
-        </w:rPr>
-      </w:pPr>
-      <w:r>
-        <w:rPr>
-          <w:rFonts w:ascii="Segoe UI" w:eastAsia="Times New Roman" w:hAnsi="Segoe UI" w:cs="Segoe UI"/>
-          <w:noProof/>
-          <w:kern w:val="0"/>
-          <w:sz w:val="21"/>
-          <w:szCs w:val="21"/>
-        </w:rPr>
-        <w:pict w14:anchorId="2B55DCB9">
-          <v:rect id="_x0000_i1030" alt="" style="width:451.3pt;height:.05pt;mso-width-percent:0;mso-height-percent:0;mso-width-percent:0;mso-height-percent:0" o:hralign="center" o:hrstd="t" o:hr="t" fillcolor="#a0a0a0" stroked="f"/>
-        </w:pict>
-      </w:r>
-    </w:p>
-    <w:p>
-      <w:pPr>
         <w:spacing w:before="100" w:beforeAutospacing="1" w:after="100" w:afterAutospacing="1" w:line="300" w:lineRule="atLeast"/>
         <w:outlineLvl w:val="2"/>
         <w:rPr>
@@ -2861,6 +2571,7 @@
           <w:szCs w:val="21"/>
           <w14:ligatures w14:val="none"/>
         </w:rPr>
+        <w:lastRenderedPageBreak/>
         <w:t xml:space="preserve">Likelihood: </w:t>
       </w:r>
       <m:oMath>
@@ -3234,30 +2945,6 @@
     </w:p>
     <w:p>
       <w:pPr>
-        <w:spacing w:after="0" w:line="300" w:lineRule="atLeast"/>
-        <w:rPr>
-          <w:rFonts w:ascii="Segoe UI" w:eastAsia="Times New Roman" w:hAnsi="Segoe UI" w:cs="Segoe UI"/>
-          <w:kern w:val="0"/>
-          <w:sz w:val="21"/>
-          <w:szCs w:val="21"/>
-          <w14:ligatures w14:val="none"/>
-        </w:rPr>
-      </w:pPr>
-      <w:r>
-        <w:rPr>
-          <w:rFonts w:ascii="Segoe UI" w:eastAsia="Times New Roman" w:hAnsi="Segoe UI" w:cs="Segoe UI"/>
-          <w:noProof/>
-          <w:kern w:val="0"/>
-          <w:sz w:val="21"/>
-          <w:szCs w:val="21"/>
-        </w:rPr>
-        <w:pict w14:anchorId="5EF2B6F0">
-          <v:rect id="_x0000_i1029" alt="" style="width:451.3pt;height:.05pt;mso-width-percent:0;mso-height-percent:0;mso-width-percent:0;mso-height-percent:0" o:hralign="center" o:hrstd="t" o:hr="t" fillcolor="#a0a0a0" stroked="f"/>
-        </w:pict>
-      </w:r>
-    </w:p>
-    <w:p>
-      <w:pPr>
         <w:spacing w:before="100" w:beforeAutospacing="1" w:after="100" w:afterAutospacing="1" w:line="300" w:lineRule="atLeast"/>
         <w:outlineLvl w:val="2"/>
         <w:rPr>
@@ -3424,30 +3111,6 @@
           <m:t>.</m:t>
         </m:r>
       </m:oMath>
-    </w:p>
-    <w:p>
-      <w:pPr>
-        <w:spacing w:after="0" w:line="300" w:lineRule="atLeast"/>
-        <w:rPr>
-          <w:rFonts w:ascii="Segoe UI" w:eastAsia="Times New Roman" w:hAnsi="Segoe UI" w:cs="Segoe UI"/>
-          <w:kern w:val="0"/>
-          <w:sz w:val="21"/>
-          <w:szCs w:val="21"/>
-          <w14:ligatures w14:val="none"/>
-        </w:rPr>
-      </w:pPr>
-      <w:r>
-        <w:rPr>
-          <w:rFonts w:ascii="Segoe UI" w:eastAsia="Times New Roman" w:hAnsi="Segoe UI" w:cs="Segoe UI"/>
-          <w:noProof/>
-          <w:kern w:val="0"/>
-          <w:sz w:val="21"/>
-          <w:szCs w:val="21"/>
-        </w:rPr>
-        <w:pict w14:anchorId="34518FF9">
-          <v:rect id="_x0000_i1028" style="width:0;height:1.5pt" o:hralign="center" o:hrstd="t" o:hr="t" fillcolor="#a0a0a0" stroked="f"/>
-        </w:pict>
-      </w:r>
     </w:p>
     <w:p>
       <w:pPr>
@@ -3617,30 +3280,6 @@
     </w:p>
     <w:p>
       <w:pPr>
-        <w:spacing w:after="0" w:line="300" w:lineRule="atLeast"/>
-        <w:rPr>
-          <w:rFonts w:ascii="Segoe UI" w:eastAsia="Times New Roman" w:hAnsi="Segoe UI" w:cs="Segoe UI"/>
-          <w:kern w:val="0"/>
-          <w:sz w:val="21"/>
-          <w:szCs w:val="21"/>
-          <w14:ligatures w14:val="none"/>
-        </w:rPr>
-      </w:pPr>
-      <w:r>
-        <w:rPr>
-          <w:rFonts w:ascii="Segoe UI" w:eastAsia="Times New Roman" w:hAnsi="Segoe UI" w:cs="Segoe UI"/>
-          <w:noProof/>
-          <w:kern w:val="0"/>
-          <w:sz w:val="21"/>
-          <w:szCs w:val="21"/>
-        </w:rPr>
-        <w:pict w14:anchorId="4BEFABD0">
-          <v:rect id="_x0000_i1027" alt="" style="width:451.3pt;height:.05pt;mso-width-percent:0;mso-height-percent:0;mso-width-percent:0;mso-height-percent:0" o:hralign="center" o:hrstd="t" o:hr="t" fillcolor="#a0a0a0" stroked="f"/>
-        </w:pict>
-      </w:r>
-    </w:p>
-    <w:p>
-      <w:pPr>
         <w:spacing w:before="100" w:beforeAutospacing="1" w:after="100" w:afterAutospacing="1" w:line="300" w:lineRule="atLeast"/>
         <w:outlineLvl w:val="2"/>
         <w:rPr>
@@ -3716,30 +3355,6 @@
           <w14:ligatures w14:val="none"/>
         </w:rPr>
         <w:t>Larger samples → smaller error.</w:t>
-      </w:r>
-    </w:p>
-    <w:p>
-      <w:pPr>
-        <w:spacing w:after="0" w:line="300" w:lineRule="atLeast"/>
-        <w:rPr>
-          <w:rFonts w:ascii="Segoe UI" w:eastAsia="Times New Roman" w:hAnsi="Segoe UI" w:cs="Segoe UI"/>
-          <w:kern w:val="0"/>
-          <w:sz w:val="21"/>
-          <w:szCs w:val="21"/>
-          <w14:ligatures w14:val="none"/>
-        </w:rPr>
-      </w:pPr>
-      <w:r>
-        <w:rPr>
-          <w:rFonts w:ascii="Segoe UI" w:eastAsia="Times New Roman" w:hAnsi="Segoe UI" w:cs="Segoe UI"/>
-          <w:noProof/>
-          <w:kern w:val="0"/>
-          <w:sz w:val="21"/>
-          <w:szCs w:val="21"/>
-        </w:rPr>
-        <w:pict w14:anchorId="6AD25885">
-          <v:rect id="_x0000_i1026" alt="" style="width:451.3pt;height:.05pt;mso-width-percent:0;mso-height-percent:0;mso-width-percent:0;mso-height-percent:0" o:hralign="center" o:hrstd="t" o:hr="t" fillcolor="#a0a0a0" stroked="f"/>
-        </w:pict>
       </w:r>
     </w:p>
     <w:p>
@@ -3914,6 +3529,9 @@
             <m:t xml:space="preserve"> bits</m:t>
           </m:r>
           <m:r>
+            <m:rPr>
+              <m:sty m:val="p"/>
+            </m:rPr>
             <w:rPr>
               <w:rFonts w:ascii="Times New Roman" w:eastAsia="Times New Roman" w:hAnsi="Times New Roman" w:cs="Times New Roman"/>
               <w:kern w:val="0"/>
@@ -3947,7 +3565,6 @@
           <w:szCs w:val="21"/>
           <w14:ligatures w14:val="none"/>
         </w:rPr>
-        <w:lastRenderedPageBreak/>
         <w:t>Interprets average bits/symbol.</w:t>
       </w:r>
     </w:p>
@@ -3975,30 +3592,6 @@
           <w14:ligatures w14:val="none"/>
         </w:rPr>
         <w:t>Huffman approaches but never goes below entropy.</w:t>
-      </w:r>
-    </w:p>
-    <w:p>
-      <w:pPr>
-        <w:spacing w:after="0" w:line="300" w:lineRule="atLeast"/>
-        <w:rPr>
-          <w:rFonts w:ascii="Segoe UI" w:eastAsia="Times New Roman" w:hAnsi="Segoe UI" w:cs="Segoe UI"/>
-          <w:kern w:val="0"/>
-          <w:sz w:val="21"/>
-          <w:szCs w:val="21"/>
-          <w14:ligatures w14:val="none"/>
-        </w:rPr>
-      </w:pPr>
-      <w:r>
-        <w:rPr>
-          <w:rFonts w:ascii="Segoe UI" w:eastAsia="Times New Roman" w:hAnsi="Segoe UI" w:cs="Segoe UI"/>
-          <w:noProof/>
-          <w:kern w:val="0"/>
-          <w:sz w:val="21"/>
-          <w:szCs w:val="21"/>
-        </w:rPr>
-        <w:pict w14:anchorId="1D6702F9">
-          <v:rect id="_x0000_i1025" style="width:0;height:1.5pt" o:hralign="center" o:hrstd="t" o:hr="t" fillcolor="#a0a0a0" stroked="f"/>
-        </w:pict>
       </w:r>
     </w:p>
     <w:p>

--- a/Exercise Solutions/Chapter 2/Solution_Ch2.docx
+++ b/Exercise Solutions/Chapter 2/Solution_Ch2.docx
@@ -4,41 +4,16 @@
   <w:body>
     <w:p>
       <w:pPr>
-        <w:spacing w:before="100" w:beforeAutospacing="1" w:after="100" w:afterAutospacing="1" w:line="300" w:lineRule="atLeast"/>
-        <w:outlineLvl w:val="1"/>
-        <w:rPr>
-          <w:rFonts w:ascii="Segoe UI" w:eastAsia="Times New Roman" w:hAnsi="Segoe UI" w:cs="Segoe UI"/>
-          <w:b/>
-          <w:bCs/>
-          <w:kern w:val="0"/>
-          <w:sz w:val="36"/>
-          <w:szCs w:val="36"/>
-          <w14:ligatures w14:val="none"/>
-        </w:rPr>
-      </w:pPr>
-      <w:r>
-        <w:rPr>
-          <w:rFonts w:ascii="Segoe UI" w:eastAsia="Times New Roman" w:hAnsi="Segoe UI" w:cs="Segoe UI"/>
-          <w:b/>
-          <w:bCs/>
-          <w:kern w:val="0"/>
-          <w:sz w:val="36"/>
-          <w:szCs w:val="36"/>
-          <w14:ligatures w14:val="none"/>
-        </w:rPr>
-        <w:t>Solutions to Exercises</w:t>
-      </w:r>
-      <w:r>
-        <w:rPr>
-          <w:rFonts w:ascii="Segoe UI" w:eastAsia="Times New Roman" w:hAnsi="Segoe UI" w:cs="Segoe UI"/>
-          <w:b/>
-          <w:bCs/>
-          <w:kern w:val="0"/>
-          <w:sz w:val="36"/>
-          <w:szCs w:val="36"/>
-          <w14:ligatures w14:val="none"/>
-        </w:rPr>
-        <w:t xml:space="preserve"> (Chapter 2)</w:t>
+        <w:pStyle w:val="Title"/>
+      </w:pPr>
+      <w:r>
+        <w:t xml:space="preserve">Solutions to Chapter </w:t>
+      </w:r>
+      <w:r>
+        <w:t>2</w:t>
+      </w:r>
+      <w:r>
+        <w:t xml:space="preserve"> Exercises: </w:t>
       </w:r>
     </w:p>
     <w:p>
@@ -1371,7 +1346,6 @@
           <w:szCs w:val="21"/>
           <w14:ligatures w14:val="none"/>
         </w:rPr>
-        <w:lastRenderedPageBreak/>
         <w:t xml:space="preserve">Standardize: </w:t>
       </w:r>
       <m:oMath>
@@ -1547,6 +1521,7 @@
           <w:szCs w:val="21"/>
           <w14:ligatures w14:val="none"/>
         </w:rPr>
+        <w:lastRenderedPageBreak/>
         <w:t xml:space="preserve">95% CI: </w:t>
       </w:r>
       <m:oMath>
@@ -2459,6 +2434,9 @@
             <m:t>E[X]=0.6(-50)+0.4(-55)=-52</m:t>
           </m:r>
           <m:r>
+            <m:rPr>
+              <m:sty m:val="p"/>
+            </m:rPr>
             <w:rPr>
               <w:rFonts w:ascii="Cambria Math" w:eastAsia="Times New Roman" w:hAnsi="Cambria Math" w:cs="Times New Roman"/>
               <w:kern w:val="0"/>
@@ -2571,7 +2549,6 @@
           <w:szCs w:val="21"/>
           <w14:ligatures w14:val="none"/>
         </w:rPr>
-        <w:lastRenderedPageBreak/>
         <w:t xml:space="preserve">Likelihood: </w:t>
       </w:r>
       <m:oMath>
@@ -3161,6 +3138,7 @@
             <w:kern w:val="0"/>
             <w14:ligatures w14:val="none"/>
           </w:rPr>
+          <w:lastRenderedPageBreak/>
           <m:t>P(</m:t>
         </m:r>
         <m:r>
